--- a/RFP_ERP_SYSTEM_EN.docx
+++ b/RFP_ERP_SYSTEM_EN.docx
@@ -865,7 +865,7 @@
               <w:rPr>
                 <w:sz w:val="18"/>
               </w:rPr>
-              <w:t>Subsidiary Books (8 books)</w:t>
+              <w:t>Subsidiary Books (29 books)</w:t>
             </w:r>
           </w:p>
         </w:tc>
@@ -883,7 +883,7 @@
               <w:rPr>
                 <w:sz w:val="18"/>
               </w:rPr>
-              <w:t>Forms 29/39/71 — legal sequential numbering, monthly carry-forward</w:t>
+              <w:t>Forms 29/39/71/78 — legal sequential numbering, monthly carry-forward</w:t>
             </w:r>
           </w:p>
         </w:tc>
